--- a/docs/Инструкция_редактор_зон.docx
+++ b/docs/Инструкция_редактор_зон.docx
@@ -352,6 +352,88 @@
     <w:p>
       <w:pPr>
         <w:pStyle w:val="21"/>
+      </w:pPr>
+      <w:r>
+        <w:t>3. Как разнести зоны на остальные цвета</w:t>
+      </w:r>
+    </w:p>
+    <w:p>
+      <w:pPr/>
+      <w:r>
+        <w:t>Одна модель есть в нескольких цветах - например, Champion белый, синий, оранжевый, жёлтый, фиолетовый и бордовый. Зоны хранятся отдельно у каждого цвета. Чтобы не расставлять рамки по шесть раз, поправьте один цвет и разнесите его на остальные.</w:t>
+      </w:r>
+    </w:p>
+    <w:p>
+      <w:pPr>
+        <w:pStyle w:val="a"/>
+      </w:pPr>
+      <w:r>
+        <w:t>Откройте в конструкторе ту расцветку, у которой рамки уже стоят правильно (обычно белую).</w:t>
+      </w:r>
+    </w:p>
+    <w:p>
+      <w:pPr>
+        <w:pStyle w:val="a"/>
+      </w:pPr>
+      <w:r>
+        <w:t>Поправьте рамки, как описано в пункте 2.</w:t>
+      </w:r>
+    </w:p>
+    <w:p>
+      <w:pPr>
+        <w:pStyle w:val="a"/>
+      </w:pPr>
+      <w:r>
+        <w:t>Нажмите красную кнопку «Разнести от этой расцветки».</w:t>
+      </w:r>
+    </w:p>
+    <w:p>
+      <w:pPr>
+        <w:pStyle w:val="a"/>
+      </w:pPr>
+      <w:r>
+        <w:t>Появится вопрос: на сколько расцветок и какой модели переносим. Прочитайте числа и подтвердите.</w:t>
+      </w:r>
+    </w:p>
+    <w:p>
+      <w:pPr>
+        <w:pStyle w:val="a"/>
+      </w:pPr>
+      <w:r>
+        <w:t>Переключитесь на другие цвета этой же модели и убедитесь, что рамки встали так же.</w:t>
+      </w:r>
+    </w:p>
+    <w:p>
+      <w:pPr>
+        <w:pStyle w:val="a"/>
+      </w:pPr>
+      <w:r>
+        <w:t>Нажмите синюю кнопку «Сохранить».</w:t>
+      </w:r>
+    </w:p>
+    <w:p>
+      <w:pPr/>
+      <w:r>
+        <w:t>Важно: перенос затирает прежние рамки у остальных цветов этой модели, и после сохранения вернуть их будет нельзя. Поэтому кнопка и переспрашивает - прочитайте числа в вопросе, прежде чем согласиться.</w:t>
+      </w:r>
+    </w:p>
+    <w:p>
+      <w:pPr/>
+      <w:r>
+        <w:t>Зоны переносятся только внутри одной модели. С Champion на New они не уедут: у каждой модели своя картинка и свой кадр, рамки бы разъехались. Чтобы обойти все модели, повторите эти шаги для каждой - по одному разу на модель.</w:t>
+      </w:r>
+    </w:p>
+    <w:p>
+      <w:pPr>
+        <w:pStyle w:val="a0"/>
+      </w:pPr>
+      <w:r>
+        <w:t>Зелёная кнопка «Разнести по линейкам» рядом - для другого случая. Она заполняет только те расцветки, у которых рамок нет вовсе: например, вы добавили новый цвет. Уже расставленные рамки она не трогает и ответит «Переносить нечего», если размечены все.</w:t>
+      </w:r>
+    </w:p>
+    <w:p>
+      <w:pPr>
+        <w:pStyle w:val="21"/>
         <w:rPr>
           <w:lang w:val="ru-RU"/>
         </w:rPr>
@@ -361,7 +443,7 @@
           <w:color w:val="C06210"/>
           <w:lang w:val="ru-RU"/>
         </w:rPr>
-        <w:t>3. Обрезка серых полей на картинке формы</w:t>
+        <w:t>4. Обрезка серых полей на картинке формы</w:t>
       </w:r>
     </w:p>
     <w:p>
@@ -450,7 +532,7 @@
         <w:pStyle w:val="21"/>
       </w:pPr>
       <w:r>
-        <w:t>4. Сохранение</w:t>
+        <w:t>5. Сохранение</w:t>
       </w:r>
     </w:p>
     <w:p>
@@ -538,11 +620,9 @@
         <w:pStyle w:val="21"/>
       </w:pPr>
       <w:r>
-        <w:t xml:space="preserve">5. Отмена и частые </w:t>
+        <w:t>6. Отмена и частые вопросы</w:t>
       </w:r>
-      <w:r>
-        <w:t>вопросы</w:t>
-      </w:r>
+      <w:r/>
     </w:p>
     <w:p>
       <w:pPr>
